--- a/api/_docrh/modelos/contrato-trabalho-art-62-atividade-externa.docx
+++ b/api/_docrh/modelos/contrato-trabalho-art-62-atividade-externa.docx
@@ -500,60 +500,9 @@
                 <w:szCs w:val="22"/>
               </w:rPr>
             </w:pPr>
-          </w:p>
-          <w:p>
-            <w:pPr>
-              <w:contextualSpacing/>
-              <w:jc w:val="both"/>
-              <w:outlineLvl w:val="0"/>
-              <w:rPr>
-                <w:rFonts w:ascii="Bookman Old Style" w:hAnsi="Bookman Old Style"/>
-                <w:color w:val="000000"/>
-                <w:sz w:val="22"/>
-                <w:szCs w:val="22"/>
-              </w:rPr>
-            </w:pPr>
             <w:r>
-              <w:rPr>
-                <w:rFonts w:ascii="Bookman Old Style" w:hAnsi="Bookman Old Style"/>
-                <w:color w:val="000000"/>
-                <w:sz w:val="22"/>
-                <w:szCs w:val="22"/>
-              </w:rPr>
-              <w:t>(</w:t>
+              <w:t>{{FUNCAO}}</w:t>
             </w:r>
-            <w:r>
-              <w:rPr>
-                <w:rFonts w:ascii="Bookman Old Style" w:hAnsi="Bookman Old Style"/>
-                <w:color w:val="FF0000"/>
-                <w:sz w:val="22"/>
-                <w:szCs w:val="22"/>
-                <w:highlight w:val="yellow"/>
-              </w:rPr>
-              <w:t>.. nomenclatura da função ..</w:t>
-            </w:r>
-            <w:r>
-              <w:rPr>
-                <w:rFonts w:ascii="Bookman Old Style" w:hAnsi="Bookman Old Style"/>
-                <w:color w:val="000000"/>
-                <w:sz w:val="22"/>
-                <w:szCs w:val="22"/>
-              </w:rPr>
-              <w:t>)</w:t>
-            </w:r>
-          </w:p>
-          <w:p>
-            <w:pPr>
-              <w:contextualSpacing/>
-              <w:jc w:val="both"/>
-              <w:outlineLvl w:val="0"/>
-              <w:rPr>
-                <w:rFonts w:ascii="Bookman Old Style" w:hAnsi="Bookman Old Style"/>
-                <w:color w:val="000000"/>
-                <w:sz w:val="22"/>
-                <w:szCs w:val="22"/>
-              </w:rPr>
-            </w:pPr>
           </w:p>
         </w:tc>
       </w:tr>
@@ -640,60 +589,9 @@
                 <w:szCs w:val="22"/>
               </w:rPr>
             </w:pPr>
-          </w:p>
-          <w:p>
-            <w:pPr>
-              <w:contextualSpacing/>
-              <w:jc w:val="both"/>
-              <w:outlineLvl w:val="0"/>
-              <w:rPr>
-                <w:rFonts w:ascii="Bookman Old Style" w:hAnsi="Bookman Old Style"/>
-                <w:color w:val="000000"/>
-                <w:sz w:val="22"/>
-                <w:szCs w:val="22"/>
-              </w:rPr>
-            </w:pPr>
             <w:r>
-              <w:rPr>
-                <w:rFonts w:ascii="Bookman Old Style" w:hAnsi="Bookman Old Style"/>
-                <w:color w:val="000000"/>
-                <w:sz w:val="22"/>
-                <w:szCs w:val="22"/>
-              </w:rPr>
-              <w:t>(</w:t>
+              <w:t>{{REMUNERACAO}}</w:t>
             </w:r>
-            <w:r>
-              <w:rPr>
-                <w:rFonts w:ascii="Bookman Old Style" w:hAnsi="Bookman Old Style"/>
-                <w:color w:val="FF0000"/>
-                <w:sz w:val="22"/>
-                <w:szCs w:val="22"/>
-                <w:highlight w:val="yellow"/>
-              </w:rPr>
-              <w:t>..Informação sobre salário básico, detalhamento de comissões, etc...</w:t>
-            </w:r>
-            <w:r>
-              <w:rPr>
-                <w:rFonts w:ascii="Bookman Old Style" w:hAnsi="Bookman Old Style"/>
-                <w:color w:val="000000"/>
-                <w:sz w:val="22"/>
-                <w:szCs w:val="22"/>
-              </w:rPr>
-              <w:t>)</w:t>
-            </w:r>
-          </w:p>
-          <w:p>
-            <w:pPr>
-              <w:contextualSpacing/>
-              <w:jc w:val="both"/>
-              <w:outlineLvl w:val="0"/>
-              <w:rPr>
-                <w:rFonts w:ascii="Bookman Old Style" w:hAnsi="Bookman Old Style"/>
-                <w:color w:val="000000"/>
-                <w:sz w:val="22"/>
-                <w:szCs w:val="22"/>
-              </w:rPr>
-            </w:pPr>
           </w:p>
         </w:tc>
       </w:tr>
@@ -925,95 +823,7 @@
                 <w:szCs w:val="22"/>
                 <w:highlight w:val="yellow"/>
               </w:rPr>
-              <w:t>-(descrever os trabalhos que serão executados pelo empregado)</w:t>
-            </w:r>
-          </w:p>
-          <w:p>
-            <w:pPr>
-              <w:contextualSpacing/>
-              <w:jc w:val="both"/>
-              <w:rPr>
-                <w:rFonts w:ascii="Bookman Old Style" w:hAnsi="Bookman Old Style"/>
-                <w:iCs/>
-                <w:color w:val="FF0000"/>
-                <w:sz w:val="22"/>
-                <w:szCs w:val="22"/>
-              </w:rPr>
-            </w:pPr>
-            <w:r>
-              <w:rPr>
-                <w:rFonts w:ascii="Bookman Old Style" w:hAnsi="Bookman Old Style"/>
-                <w:color w:val="FF0000"/>
-                <w:sz w:val="22"/>
-                <w:szCs w:val="22"/>
-                <w:highlight w:val="yellow"/>
-              </w:rPr>
-              <w:t>-I</w:t>
-            </w:r>
-            <w:r>
-              <w:rPr>
-                <w:rFonts w:ascii="Bookman Old Style" w:hAnsi="Bookman Old Style"/>
-                <w:iCs/>
-                <w:color w:val="FF0000"/>
-                <w:sz w:val="22"/>
-                <w:szCs w:val="22"/>
-                <w:highlight w:val="yellow"/>
-              </w:rPr>
-              <w:t xml:space="preserve">nclusive todas as demais atividades e </w:t>
-            </w:r>
-            <w:commentRangeStart w:id="0"/>
-            <w:r>
-              <w:rPr>
-                <w:rFonts w:ascii="Bookman Old Style" w:hAnsi="Bookman Old Style"/>
-                <w:iCs/>
-                <w:color w:val="FF0000"/>
-                <w:sz w:val="22"/>
-                <w:szCs w:val="22"/>
-                <w:highlight w:val="yellow"/>
-              </w:rPr>
-              <w:t>procedimentos</w:t>
-            </w:r>
-            <w:commentRangeEnd w:id="0"/>
-            <w:r>
-              <w:rPr>
-                <w:rStyle w:val="Refdecomentrio"/>
-              </w:rPr>
-              <w:commentReference w:id="0"/>
-            </w:r>
-            <w:r>
-              <w:rPr>
-                <w:rFonts w:ascii="Bookman Old Style" w:hAnsi="Bookman Old Style"/>
-                <w:iCs/>
-                <w:color w:val="FF0000"/>
-                <w:sz w:val="22"/>
-                <w:szCs w:val="22"/>
-                <w:highlight w:val="yellow"/>
-              </w:rPr>
-              <w:t xml:space="preserve"> necessários </w:t>
-            </w:r>
-            <w:proofErr w:type="gramStart"/>
-            <w:r>
-              <w:rPr>
-                <w:rFonts w:ascii="Bookman Old Style" w:hAnsi="Bookman Old Style"/>
-                <w:iCs/>
-                <w:color w:val="FF0000"/>
-                <w:sz w:val="22"/>
-                <w:szCs w:val="22"/>
-                <w:highlight w:val="yellow"/>
-              </w:rPr>
-              <w:t>e  correlatos</w:t>
-            </w:r>
-            <w:proofErr w:type="gramEnd"/>
-            <w:r>
-              <w:rPr>
-                <w:rFonts w:ascii="Bookman Old Style" w:hAnsi="Bookman Old Style"/>
-                <w:iCs/>
-                <w:color w:val="FF0000"/>
-                <w:sz w:val="22"/>
-                <w:szCs w:val="22"/>
-                <w:highlight w:val="yellow"/>
-              </w:rPr>
-              <w:t xml:space="preserve"> a função.</w:t>
+              <w:t>{{DESCRICAO_ATIVIDADES}}</w:t>
             </w:r>
           </w:p>
         </w:tc>
@@ -1280,6 +1090,9 @@
                 <w:highlight w:val="yellow"/>
               </w:rPr>
             </w:pPr>
+            <w:r>
+              <w:t>{{EMAIL_CONTATO}}</w:t>
+            </w:r>
           </w:p>
         </w:tc>
       </w:tr>
